--- a/output/doc/1软件应用与开发_1Web应用与开发_Sak-AI答题助手/03设计与开发文档/软件应用与开发类作品设计和开发文档-Sak-AI答题助手.docx
+++ b/output/doc/1软件应用与开发_1Web应用与开发_Sak-AI答题助手/03设计与开发文档/软件应用与开发类作品设计和开发文档-Sak-AI答题助手.docx
@@ -61,7 +61,7 @@
           <w:b w:val="0"/>
           <w:sz w:val="22"/>
         </w:rPr>
-        <w:t>作　　者：王为硕、队员B（占位）</w:t>
+        <w:t>作　　者：王为硕、队员B</w:t>
       </w:r>
       <w:r>
         <w:br/>
